--- a/tillsyn/A 29656-2023 tillsynsbegäran.docx
+++ b/tillsyn/A 29656-2023 tillsynsbegäran.docx
@@ -378,7 +378,7 @@
     <w:r>
       <w:tab/>
       <w:tab/>
-      <w:t>2026-06-18</w:t>
+      <w:t>2026-06-19</w:t>
       <w:br/>
       <w:br/>
     </w:r>

--- a/tillsyn/A 29656-2023 tillsynsbegäran.docx
+++ b/tillsyn/A 29656-2023 tillsynsbegäran.docx
@@ -378,7 +378,7 @@
     <w:r>
       <w:tab/>
       <w:tab/>
-      <w:t>2026-06-19</w:t>
+      <w:t>2026-06-20</w:t>
       <w:br/>
       <w:br/>
     </w:r>

--- a/tillsyn/A 29656-2023 tillsynsbegäran.docx
+++ b/tillsyn/A 29656-2023 tillsynsbegäran.docx
@@ -12,10 +12,7 @@
     </w:p>
     <w:p>
       <w:r>
-        <w:t>Detta dokument behandlar höga naturvärden i avverkningsanmälan A 29656-2023 i Borgholms kommun som inkom 2023-06-30 och omfattar 4,1 ha.</w:t>
-      </w:r>
-      <w:r>
-        <w:t xml:space="preserve"> I Figur 1 visas fyndplatser för naturvårdsarter i området, som finns registrerade på Artportalen.</w:t>
+        <w:t>Denna tillsynsbegäran behandlar höga naturvärden i avverkningsanmälan A 29656-2023 i Borgholms kommun som inkom 2023-06-30 och omfattar 4,1 ha.</w:t>
       </w:r>
     </w:p>
     <w:p>
@@ -63,7 +60,20 @@
         <w:spacing w:after="240"/>
       </w:pPr>
       <w:r>
-        <w:t>Figur 1. Fyndplatser för naturvårdsarter inom 22 meter från avverkningsanmälan (röd linje). Inom parentes anges rödlistekategorier, S för signalarter, Tför typiska arter och fridlysningsparagrafer i artskyddsförordningen.Markörer utan svart kant är placerade på fyndplatsen. Markörer med svart kant är placerade vid sidan av fyndplatsen och har ett svart streck som visar fyndplatsens exakta position. Kartans mittpunktskoordinat är N 6352829, E 619787 i SWEREF 99 TM.</w:t>
+        <w:t>Figur 1. Fyndplatser för naturvårdsarter inom 22 meter från avverkningsanmälan. Markörer utan svart kant är placerade på fyndplatsen. Markörer med svart kant är placerade vid sidan av fyndplatsen har ett svart streck som visar fyndplatsens exakta position. Kartans mittpunktskoordinat är N 6352829, E 619787 i SWEREF 99 TM.</w:t>
+      </w:r>
+    </w:p>
+    <w:p>
+      <w:r>
+        <w:t>Inom 22 meter från avverkningsanmälan finns fynd av 10 naturvårdsarter, varav 6 är rödlistade, 2 är typiska (T) och 4 är signalarter (S): blå halmlav (VU), klosterlav (VU), mörk kraterlav (VU), gammelekslav (NT, T), gul dropplav (NT), oxtungssvamp (NT), grå skärelav (S), gulpudrad spiklav (S, T), lönnlav (S) och tvåfläckig praktbagge (S). Se Figur 1.</w:t>
+      </w:r>
+    </w:p>
+    <w:p>
+      <w:pPr>
+        <w:pStyle w:val="Heading1"/>
+      </w:pPr>
+      <w:r>
+        <w:t>Tillsynsbegäran</w:t>
       </w:r>
     </w:p>
     <w:p>
@@ -77,26 +87,16 @@
       </w:r>
     </w:p>
     <w:p>
-      <w:r>
-        <w:t>Nedan beskrivs fynd av naturvårdsarter som gjorts i det avverkningsanmälda området.</w:t>
-      </w:r>
-    </w:p>
-    <w:p>
       <w:pPr>
         <w:pStyle w:val="Heading1"/>
       </w:pPr>
       <w:r>
-        <w:t>Naturvårdsarter</w:t>
+        <w:t>Naturvårdsarter och fridlysta arter</w:t>
       </w:r>
     </w:p>
     <w:p>
       <w:r>
-        <w:t>Inom 22 meter från avverkningsanmälan har följande 10 naturvårdsarter hittats: blå halmlav (VU), klosterlav (VU), mörk kraterlav (VU), gammelekslav (NT, T), gul dropplav (NT), oxtungssvamp (NT), grå skärelav (S), gulpudrad spiklav (S, T), lönnlav (S) och tvåfläckig praktbagge (S). Av dessa är 6 rödlistade. För rödlistade arter har rödlistekategorin angivits inom parentes. Arter som är signalarter enligt Skogsstyrelsen har markerats med (S). Typiska arter inom Natura 2000 som är kopplade till skogsekosystem har markerats med (T).</w:t>
-      </w:r>
-    </w:p>
-    <w:p>
-      <w:r>
-        <w:t>De påträffade naturvårdsarterna är ett tydligt kvitto på att det rör sig om en skog med höga naturvärden.</w:t>
+        <w:t>Nedan följer beskrivningar av de naturvårdsarter och fridlysta arter som har sina livsmiljöer och växtplatser i den avverkningsanmälda skogen. De påträffade naturvårdsarterna är ett tydligt kvitto på att det rör sig om en skog med höga naturvärden.</w:t>
       </w:r>
     </w:p>
     <w:p>
@@ -108,6 +108,28 @@
       </w:r>
       <w:r>
         <w:t xml:space="preserve"> förekommer huvudsakligen halvöppet eller i skugga på ekar och bokar i ek- eller bokskog, ibland i blandad ädellövskog. På Gotland förekommer arten i ängen och på solexponerade och torra lokaler. Arten växer huvudsakligen på grova stammar, ofta på platser nära vatten. Lokalerna har lång skoglig kontinuitet och hyser andra sällsynta lavar. Arten är känslig för avverkning av gamla träd. Skogsbruket måste anpassas till arten på och i närheten av de lokaler där den finns. På de gotländska lokalerna är en fortsatt hävd önskvärd (SLU Artdatabanken, 2025).</w:t>
+      </w:r>
+    </w:p>
+    <w:p>
+      <w:r>
+        <w:rPr>
+          <w:b/>
+        </w:rPr>
+        <w:t>Klosterlav (VU)</w:t>
+      </w:r>
+      <w:r>
+        <w:t xml:space="preserve"> växer på grov bark på stammar av framför allt ädellövträd som ask, bok, alm, lönn och lind, men fynd finns även på fläder och knäckepil. Klosterlaven finns både i sluten skog och i halvöppna till öppna miljöer, bl.a. på hamlade träd (solitära eller i löväng), i blandad ädellövskog och i ren bokskog. Arten förekommer vanligen vid basen av träden, men kan växa på upp till två meters höjd. På ljusa lokaler växer laven i sprickor på trädens skuggsida. Lokalerna har lång kontinuitet på gamla träd, hög luftfuktighet och andra rödlistade lavar förekommer ofta tillsammans med klosterlaven. Klosterlaven gynnas av att man sparar skog med lång kontinuitet, gamla vårdträd och lövängar. Alltför snabbt upptagande av hävden av lövängar kan innebära att laven skadas av den snabba förändringen till ett ljusare och torrare lokalklimat (SLU Artdatabanken, 2024).</w:t>
+      </w:r>
+    </w:p>
+    <w:p>
+      <w:r>
+        <w:rPr>
+          <w:b/>
+        </w:rPr>
+        <w:t>Mörk kraterlav (VU)</w:t>
+      </w:r>
+      <w:r>
+        <w:t xml:space="preserve"> växer på grov bark av ädellövträd som bok, alm, ask, lönn och ek. Miljöerna varierar från slutna bokskogar och andra ädellövskogar till öppna lövängar, alléer och parkmiljöer. Arten påträffas ofta vid basen av träden, men den förekommer inte sällan även en bit upp på stammen. Miljöerna har lång kontinuitet på gamla träd och tillsammans med mörk kraterlav förekommer ofta andra rödlistade lavar (SLU Artdatabanken, 2024).</w:t>
       </w:r>
     </w:p>
     <w:p>
@@ -153,6 +175,28 @@
         <w:rPr>
           <w:b/>
         </w:rPr>
+        <w:t xml:space="preserve">Gul dropplav (NT) </w:t>
+      </w:r>
+      <w:r>
+        <w:t>växer praktiskt taget enbart på gamla, grova ekar i öppna till halvöppna miljöer som glesa ekhagar och lövängar. Antalet gamla grova ekar har minskat och det är viktigt att hålla öppet kring stammar och kronor på grova ekar (SLU Artdatabanken, 2024).</w:t>
+      </w:r>
+    </w:p>
+    <w:p>
+      <w:r>
+        <w:rPr>
+          <w:b/>
+        </w:rPr>
+        <w:t>Oxtungssvamp (NT)</w:t>
+      </w:r>
+      <w:r>
+        <w:t xml:space="preserve"> växer nästan uteslutande på flerhundraåriga jätteekar i kulturlandskapet, till exempel i ekhagar och vid vägkanter, men kan även leva kvar på dess träd i mer slutna bestånd. Arten hotas av avverkning av värdträd och passande värdträd runt fyndplatserna samt av att olikåldriga bestånd med grov ek i hagmarks- och skogsmiljö avverkas (SLU Artdatabanken, 2024; Nitare &amp; Skogsstyrelsen, 2019).</w:t>
+      </w:r>
+    </w:p>
+    <w:p>
+      <w:r>
+        <w:rPr>
+          <w:b/>
+        </w:rPr>
         <w:t>Grå skärelav</w:t>
       </w:r>
       <w:r>
@@ -182,17 +226,6 @@
         <w:rPr>
           <w:b/>
         </w:rPr>
-        <w:t xml:space="preserve">Gul dropplav (NT) </w:t>
-      </w:r>
-      <w:r>
-        <w:t>växer praktiskt taget enbart på gamla, grova ekar i öppna till halvöppna miljöer som glesa ekhagar och lövängar. Antalet gamla grova ekar har minskat och det är viktigt att hålla öppet kring stammar och kronor på grova ekar (SLU Artdatabanken, 2024).</w:t>
-      </w:r>
-    </w:p>
-    <w:p>
-      <w:r>
-        <w:rPr>
-          <w:b/>
-        </w:rPr>
         <w:t>Gulpudrad spiklav</w:t>
       </w:r>
       <w:r>
@@ -215,39 +248,6 @@
       </w:r>
       <w:r>
         <w:t xml:space="preserve"> (Nitare &amp; Skogsstyrelsen, 2019; SLU Artdatabanken, 2025).</w:t>
-      </w:r>
-    </w:p>
-    <w:p>
-      <w:r>
-        <w:rPr>
-          <w:b/>
-        </w:rPr>
-        <w:t>Klosterlav (VU)</w:t>
-      </w:r>
-      <w:r>
-        <w:t xml:space="preserve"> växer på grov bark på stammar av framför allt ädellövträd som ask, bok, alm, lönn och lind, men fynd finns även på fläder och knäckepil. Klosterlaven finns både i sluten skog och i halvöppna till öppna miljöer, bl.a. på hamlade träd (solitära eller i löväng), i blandad ädellövskog och i ren bokskog. Arten förekommer vanligen vid basen av träden, men kan växa på upp till två meters höjd. På ljusa lokaler växer laven i sprickor på trädens skuggsida. Lokalerna har lång kontinuitet på gamla träd, hög luftfuktighet och andra rödlistade lavar förekommer ofta tillsammans med klosterlaven. Klosterlaven gynnas av att man sparar skog med lång kontinuitet, gamla vårdträd och lövängar. Alltför snabbt upptagande av hävden av lövängar kan innebära att laven skadas av den snabba förändringen till ett ljusare och torrare lokalklimat (SLU Artdatabanken, 2024).</w:t>
-      </w:r>
-    </w:p>
-    <w:p>
-      <w:r>
-        <w:rPr>
-          <w:b/>
-        </w:rPr>
-        <w:t>Mörk kraterlav (VU)</w:t>
-      </w:r>
-      <w:r>
-        <w:t xml:space="preserve"> växer på grov bark av ädellövträd som bok, alm, ask, lönn och ek. Miljöerna varierar från slutna bokskogar och andra ädellövskogar till öppna lövängar, alléer och parkmiljöer. Arten påträffas ofta vid basen av träden, men den förekommer inte sällan även en bit upp på stammen. Miljöerna har lång kontinuitet på gamla träd och tillsammans med mörk kraterlav förekommer ofta andra rödlistade lavar (SLU Artdatabanken, 2024).</w:t>
-      </w:r>
-    </w:p>
-    <w:p>
-      <w:r>
-        <w:rPr>
-          <w:b/>
-        </w:rPr>
-        <w:t>Oxtungssvamp (NT)</w:t>
-      </w:r>
-      <w:r>
-        <w:t xml:space="preserve"> växer nästan uteslutande på flerhundraåriga jätteekar i kulturlandskapet, till exempel i ekhagar och vid vägkanter, men kan även leva kvar på dess träd i mer slutna bestånd. Arten hotas av avverkning av värdträd och passande värdträd runt fyndplatserna samt av att olikåldriga bestånd med grov ek i hagmarks- och skogsmiljö avverkas (SLU Artdatabanken, 2024; Nitare &amp; Skogsstyrelsen, 2019).</w:t>
       </w:r>
     </w:p>
     <w:sectPr>
@@ -378,7 +378,7 @@
     <w:r>
       <w:tab/>
       <w:tab/>
-      <w:t>2026-06-20</w:t>
+      <w:t>2026-06-21</w:t>
       <w:br/>
       <w:br/>
     </w:r>

--- a/tillsyn/A 29656-2023 tillsynsbegäran.docx
+++ b/tillsyn/A 29656-2023 tillsynsbegäran.docx
@@ -378,7 +378,7 @@
     <w:r>
       <w:tab/>
       <w:tab/>
-      <w:t>2026-06-21</w:t>
+      <w:t>2026-06-22</w:t>
       <w:br/>
       <w:br/>
     </w:r>

--- a/tillsyn/A 29656-2023 tillsynsbegäran.docx
+++ b/tillsyn/A 29656-2023 tillsynsbegäran.docx
@@ -378,7 +378,7 @@
     <w:r>
       <w:tab/>
       <w:tab/>
-      <w:t>2026-06-22</w:t>
+      <w:t>2026-06-23</w:t>
       <w:br/>
       <w:br/>
     </w:r>

--- a/tillsyn/A 29656-2023 tillsynsbegäran.docx
+++ b/tillsyn/A 29656-2023 tillsynsbegäran.docx
@@ -378,7 +378,7 @@
     <w:r>
       <w:tab/>
       <w:tab/>
-      <w:t>2026-06-23</w:t>
+      <w:t>2026-06-24</w:t>
       <w:br/>
       <w:br/>
     </w:r>

--- a/tillsyn/A 29656-2023 tillsynsbegäran.docx
+++ b/tillsyn/A 29656-2023 tillsynsbegäran.docx
@@ -378,7 +378,7 @@
     <w:r>
       <w:tab/>
       <w:tab/>
-      <w:t>2026-06-24</w:t>
+      <w:t>2026-06-25</w:t>
       <w:br/>
       <w:br/>
     </w:r>

--- a/tillsyn/A 29656-2023 tillsynsbegäran.docx
+++ b/tillsyn/A 29656-2023 tillsynsbegäran.docx
@@ -378,7 +378,7 @@
     <w:r>
       <w:tab/>
       <w:tab/>
-      <w:t>2026-06-25</w:t>
+      <w:t>2026-06-26</w:t>
       <w:br/>
       <w:br/>
     </w:r>

--- a/tillsyn/A 29656-2023 tillsynsbegäran.docx
+++ b/tillsyn/A 29656-2023 tillsynsbegäran.docx
@@ -378,7 +378,7 @@
     <w:r>
       <w:tab/>
       <w:tab/>
-      <w:t>2026-06-26</w:t>
+      <w:t>2026-06-27</w:t>
       <w:br/>
       <w:br/>
     </w:r>

--- a/tillsyn/A 29656-2023 tillsynsbegäran.docx
+++ b/tillsyn/A 29656-2023 tillsynsbegäran.docx
@@ -378,7 +378,7 @@
     <w:r>
       <w:tab/>
       <w:tab/>
-      <w:t>2026-06-27</w:t>
+      <w:t>2026-06-28</w:t>
       <w:br/>
       <w:br/>
     </w:r>

--- a/tillsyn/A 29656-2023 tillsynsbegäran.docx
+++ b/tillsyn/A 29656-2023 tillsynsbegäran.docx
@@ -378,7 +378,7 @@
     <w:r>
       <w:tab/>
       <w:tab/>
-      <w:t>2026-06-28</w:t>
+      <w:t>2026-06-29</w:t>
       <w:br/>
       <w:br/>
     </w:r>

--- a/tillsyn/A 29656-2023 tillsynsbegäran.docx
+++ b/tillsyn/A 29656-2023 tillsynsbegäran.docx
@@ -378,7 +378,7 @@
     <w:r>
       <w:tab/>
       <w:tab/>
-      <w:t>2026-06-29</w:t>
+      <w:t>2026-06-30</w:t>
       <w:br/>
       <w:br/>
     </w:r>

--- a/tillsyn/A 29656-2023 tillsynsbegäran.docx
+++ b/tillsyn/A 29656-2023 tillsynsbegäran.docx
@@ -378,7 +378,7 @@
     <w:r>
       <w:tab/>
       <w:tab/>
-      <w:t>2026-06-30</w:t>
+      <w:t>2026-07-01</w:t>
       <w:br/>
       <w:br/>
     </w:r>

--- a/tillsyn/A 29656-2023 tillsynsbegäran.docx
+++ b/tillsyn/A 29656-2023 tillsynsbegäran.docx
@@ -378,7 +378,7 @@
     <w:r>
       <w:tab/>
       <w:tab/>
-      <w:t>2026-07-01</w:t>
+      <w:t>2026-07-02</w:t>
       <w:br/>
       <w:br/>
     </w:r>

--- a/tillsyn/A 29656-2023 tillsynsbegäran.docx
+++ b/tillsyn/A 29656-2023 tillsynsbegäran.docx
@@ -378,7 +378,7 @@
     <w:r>
       <w:tab/>
       <w:tab/>
-      <w:t>2026-07-13</w:t>
+      <w:t>2026-07-14</w:t>
       <w:br/>
       <w:br/>
     </w:r>

--- a/tillsyn/A 29656-2023 tillsynsbegäran.docx
+++ b/tillsyn/A 29656-2023 tillsynsbegäran.docx
@@ -378,7 +378,7 @@
     <w:r>
       <w:tab/>
       <w:tab/>
-      <w:t>2026-07-14</w:t>
+      <w:t>2026-07-15</w:t>
       <w:br/>
       <w:br/>
     </w:r>

--- a/tillsyn/A 29656-2023 tillsynsbegäran.docx
+++ b/tillsyn/A 29656-2023 tillsynsbegäran.docx
@@ -378,7 +378,7 @@
     <w:r>
       <w:tab/>
       <w:tab/>
-      <w:t>2026-07-15</w:t>
+      <w:t>2026-07-16</w:t>
       <w:br/>
       <w:br/>
     </w:r>

--- a/tillsyn/A 29656-2023 tillsynsbegäran.docx
+++ b/tillsyn/A 29656-2023 tillsynsbegäran.docx
@@ -378,7 +378,7 @@
     <w:r>
       <w:tab/>
       <w:tab/>
-      <w:t>2026-07-16</w:t>
+      <w:t>2026-07-17</w:t>
       <w:br/>
       <w:br/>
     </w:r>

--- a/tillsyn/A 29656-2023 tillsynsbegäran.docx
+++ b/tillsyn/A 29656-2023 tillsynsbegäran.docx
@@ -378,7 +378,7 @@
     <w:r>
       <w:tab/>
       <w:tab/>
-      <w:t>2026-07-17</w:t>
+      <w:t>2026-07-18</w:t>
       <w:br/>
       <w:br/>
     </w:r>

--- a/tillsyn/A 29656-2023 tillsynsbegäran.docx
+++ b/tillsyn/A 29656-2023 tillsynsbegäran.docx
@@ -378,7 +378,7 @@
     <w:r>
       <w:tab/>
       <w:tab/>
-      <w:t>2026-07-18</w:t>
+      <w:t>2026-07-19</w:t>
       <w:br/>
       <w:br/>
     </w:r>

--- a/tillsyn/A 29656-2023 tillsynsbegäran.docx
+++ b/tillsyn/A 29656-2023 tillsynsbegäran.docx
@@ -378,7 +378,7 @@
     <w:r>
       <w:tab/>
       <w:tab/>
-      <w:t>2026-07-19</w:t>
+      <w:t>2026-07-20</w:t>
       <w:br/>
       <w:br/>
     </w:r>

--- a/tillsyn/A 29656-2023 tillsynsbegäran.docx
+++ b/tillsyn/A 29656-2023 tillsynsbegäran.docx
@@ -378,7 +378,7 @@
     <w:r>
       <w:tab/>
       <w:tab/>
-      <w:t>2026-07-20</w:t>
+      <w:t>2026-07-21</w:t>
       <w:br/>
       <w:br/>
     </w:r>

--- a/tillsyn/A 29656-2023 tillsynsbegäran.docx
+++ b/tillsyn/A 29656-2023 tillsynsbegäran.docx
@@ -378,7 +378,7 @@
     <w:r>
       <w:tab/>
       <w:tab/>
-      <w:t>2026-07-21</w:t>
+      <w:t>2026-07-22</w:t>
       <w:br/>
       <w:br/>
     </w:r>

--- a/tillsyn/A 29656-2023 tillsynsbegäran.docx
+++ b/tillsyn/A 29656-2023 tillsynsbegäran.docx
@@ -378,7 +378,7 @@
     <w:r>
       <w:tab/>
       <w:tab/>
-      <w:t>2026-07-22</w:t>
+      <w:t>2026-07-23</w:t>
       <w:br/>
       <w:br/>
     </w:r>

--- a/tillsyn/A 29656-2023 tillsynsbegäran.docx
+++ b/tillsyn/A 29656-2023 tillsynsbegäran.docx
@@ -378,7 +378,7 @@
     <w:r>
       <w:tab/>
       <w:tab/>
-      <w:t>2026-07-23</w:t>
+      <w:t>2026-07-24</w:t>
       <w:br/>
       <w:br/>
     </w:r>

--- a/tillsyn/A 29656-2023 tillsynsbegäran.docx
+++ b/tillsyn/A 29656-2023 tillsynsbegäran.docx
@@ -378,7 +378,7 @@
     <w:r>
       <w:tab/>
       <w:tab/>
-      <w:t>2026-07-24</w:t>
+      <w:t>2026-07-25</w:t>
       <w:br/>
       <w:br/>
     </w:r>

--- a/tillsyn/A 29656-2023 tillsynsbegäran.docx
+++ b/tillsyn/A 29656-2023 tillsynsbegäran.docx
@@ -378,7 +378,7 @@
     <w:r>
       <w:tab/>
       <w:tab/>
-      <w:t>2026-07-25</w:t>
+      <w:t>2026-07-26</w:t>
       <w:br/>
       <w:br/>
     </w:r>

--- a/tillsyn/A 29656-2023 tillsynsbegäran.docx
+++ b/tillsyn/A 29656-2023 tillsynsbegäran.docx
@@ -378,7 +378,7 @@
     <w:r>
       <w:tab/>
       <w:tab/>
-      <w:t>2026-07-26</w:t>
+      <w:t>2026-07-27</w:t>
       <w:br/>
       <w:br/>
     </w:r>

--- a/tillsyn/A 29656-2023 tillsynsbegäran.docx
+++ b/tillsyn/A 29656-2023 tillsynsbegäran.docx
@@ -378,7 +378,7 @@
     <w:r>
       <w:tab/>
       <w:tab/>
-      <w:t>2026-07-27</w:t>
+      <w:t>2026-07-28</w:t>
       <w:br/>
       <w:br/>
     </w:r>

--- a/tillsyn/A 29656-2023 tillsynsbegäran.docx
+++ b/tillsyn/A 29656-2023 tillsynsbegäran.docx
@@ -378,7 +378,7 @@
     <w:r>
       <w:tab/>
       <w:tab/>
-      <w:t>2026-07-28</w:t>
+      <w:t>2026-07-29</w:t>
       <w:br/>
       <w:br/>
     </w:r>

--- a/tillsyn/A 29656-2023 tillsynsbegäran.docx
+++ b/tillsyn/A 29656-2023 tillsynsbegäran.docx
@@ -378,7 +378,7 @@
     <w:r>
       <w:tab/>
       <w:tab/>
-      <w:t>2026-07-29</w:t>
+      <w:t>2026-07-30</w:t>
       <w:br/>
       <w:br/>
     </w:r>

--- a/tillsyn/A 29656-2023 tillsynsbegäran.docx
+++ b/tillsyn/A 29656-2023 tillsynsbegäran.docx
@@ -378,7 +378,7 @@
     <w:r>
       <w:tab/>
       <w:tab/>
-      <w:t>2026-07-30</w:t>
+      <w:t>2026-07-31</w:t>
       <w:br/>
       <w:br/>
     </w:r>

--- a/tillsyn/A 29656-2023 tillsynsbegäran.docx
+++ b/tillsyn/A 29656-2023 tillsynsbegäran.docx
@@ -378,7 +378,7 @@
     <w:r>
       <w:tab/>
       <w:tab/>
-      <w:t>2026-07-31</w:t>
+      <w:t>2026-08-01</w:t>
       <w:br/>
       <w:br/>
     </w:r>

--- a/tillsyn/A 29656-2023 tillsynsbegäran.docx
+++ b/tillsyn/A 29656-2023 tillsynsbegäran.docx
@@ -378,7 +378,7 @@
     <w:r>
       <w:tab/>
       <w:tab/>
-      <w:t>2026-08-01</w:t>
+      <w:t>2026-08-02</w:t>
       <w:br/>
       <w:br/>
     </w:r>

--- a/tillsyn/A 29656-2023 tillsynsbegäran.docx
+++ b/tillsyn/A 29656-2023 tillsynsbegäran.docx
@@ -378,7 +378,7 @@
     <w:r>
       <w:tab/>
       <w:tab/>
-      <w:t>2026-08-02</w:t>
+      <w:t>2026-08-03</w:t>
       <w:br/>
       <w:br/>
     </w:r>

--- a/tillsyn/A 29656-2023 tillsynsbegäran.docx
+++ b/tillsyn/A 29656-2023 tillsynsbegäran.docx
@@ -378,7 +378,7 @@
     <w:r>
       <w:tab/>
       <w:tab/>
-      <w:t>2026-08-03</w:t>
+      <w:t>2026-08-04</w:t>
       <w:br/>
       <w:br/>
     </w:r>

--- a/tillsyn/A 29656-2023 tillsynsbegäran.docx
+++ b/tillsyn/A 29656-2023 tillsynsbegäran.docx
@@ -378,7 +378,7 @@
     <w:r>
       <w:tab/>
       <w:tab/>
-      <w:t>2026-08-04</w:t>
+      <w:t>2026-08-05</w:t>
       <w:br/>
       <w:br/>
     </w:r>

--- a/tillsyn/A 29656-2023 tillsynsbegäran.docx
+++ b/tillsyn/A 29656-2023 tillsynsbegäran.docx
@@ -378,7 +378,7 @@
     <w:r>
       <w:tab/>
       <w:tab/>
-      <w:t>2026-08-05</w:t>
+      <w:t>2026-08-07</w:t>
       <w:br/>
       <w:br/>
     </w:r>

--- a/tillsyn/A 29656-2023 tillsynsbegäran.docx
+++ b/tillsyn/A 29656-2023 tillsynsbegäran.docx
@@ -378,7 +378,7 @@
     <w:r>
       <w:tab/>
       <w:tab/>
-      <w:t>2026-08-07</w:t>
+      <w:t>2026-08-08</w:t>
       <w:br/>
       <w:br/>
     </w:r>

--- a/tillsyn/A 29656-2023 tillsynsbegäran.docx
+++ b/tillsyn/A 29656-2023 tillsynsbegäran.docx
@@ -60,7 +60,7 @@
         <w:spacing w:after="240"/>
       </w:pPr>
       <w:r>
-        <w:t>Figur 1. Fyndplatser för naturvårdsarter inom 22 meter från avverkningsanmälan. Markörer utan svart kant är placerade på fyndplatsen. Markörer med svart kant är placerade vid sidan av fyndplatsen har ett svart streck som visar fyndplatsens exakta position. Kartans mittpunktskoordinat är N 6352829, E 619787 i SWEREF 99 TM.</w:t>
+        <w:t>Figur 1. Fyndplatser för naturvårdsarter inom 22 meter från avverkningsanmälan. Markörer utan svart kant är placerade på fyndplatsen. Markörer med svart kant är placerade vid sidan av fyndplatsen och har ett svart streck som visar fyndplatsens exakta position. Kartans mittpunktskoordinat är N 6352829, E 619787 i SWEREF 99 TM.</w:t>
       </w:r>
     </w:p>
     <w:p>
@@ -378,7 +378,7 @@
     <w:r>
       <w:tab/>
       <w:tab/>
-      <w:t>2026-08-14</w:t>
+      <w:t>2026-08-15</w:t>
       <w:br/>
       <w:br/>
     </w:r>

--- a/tillsyn/A 29656-2023 tillsynsbegäran.docx
+++ b/tillsyn/A 29656-2023 tillsynsbegäran.docx
@@ -378,7 +378,7 @@
     <w:r>
       <w:tab/>
       <w:tab/>
-      <w:t>2026-08-15</w:t>
+      <w:t>2026-08-16</w:t>
       <w:br/>
       <w:br/>
     </w:r>

--- a/tillsyn/A 29656-2023 tillsynsbegäran.docx
+++ b/tillsyn/A 29656-2023 tillsynsbegäran.docx
@@ -378,7 +378,7 @@
     <w:r>
       <w:tab/>
       <w:tab/>
-      <w:t>2026-08-16</w:t>
+      <w:t>2026-08-17</w:t>
       <w:br/>
       <w:br/>
     </w:r>

--- a/tillsyn/A 29656-2023 tillsynsbegäran.docx
+++ b/tillsyn/A 29656-2023 tillsynsbegäran.docx
@@ -378,7 +378,7 @@
     <w:r>
       <w:tab/>
       <w:tab/>
-      <w:t>2026-08-17</w:t>
+      <w:t>2026-08-18</w:t>
       <w:br/>
       <w:br/>
     </w:r>

--- a/tillsyn/A 29656-2023 tillsynsbegäran.docx
+++ b/tillsyn/A 29656-2023 tillsynsbegäran.docx
@@ -378,7 +378,7 @@
     <w:r>
       <w:tab/>
       <w:tab/>
-      <w:t>2026-08-18</w:t>
+      <w:t>2026-08-19</w:t>
       <w:br/>
       <w:br/>
     </w:r>

--- a/tillsyn/A 29656-2023 tillsynsbegäran.docx
+++ b/tillsyn/A 29656-2023 tillsynsbegäran.docx
@@ -378,7 +378,7 @@
     <w:r>
       <w:tab/>
       <w:tab/>
-      <w:t>2026-08-19</w:t>
+      <w:t>2026-08-20</w:t>
       <w:br/>
       <w:br/>
     </w:r>

--- a/tillsyn/A 29656-2023 tillsynsbegäran.docx
+++ b/tillsyn/A 29656-2023 tillsynsbegäran.docx
@@ -378,7 +378,7 @@
     <w:r>
       <w:tab/>
       <w:tab/>
-      <w:t>2026-08-20</w:t>
+      <w:t>2026-08-21</w:t>
       <w:br/>
       <w:br/>
     </w:r>

--- a/tillsyn/A 29656-2023 tillsynsbegäran.docx
+++ b/tillsyn/A 29656-2023 tillsynsbegäran.docx
@@ -378,7 +378,7 @@
     <w:r>
       <w:tab/>
       <w:tab/>
-      <w:t>2026-08-21</w:t>
+      <w:t>2026-08-22</w:t>
       <w:br/>
       <w:br/>
     </w:r>

--- a/tillsyn/A 29656-2023 tillsynsbegäran.docx
+++ b/tillsyn/A 29656-2023 tillsynsbegäran.docx
@@ -378,7 +378,7 @@
     <w:r>
       <w:tab/>
       <w:tab/>
-      <w:t>2026-08-22</w:t>
+      <w:t>2026-08-23</w:t>
       <w:br/>
       <w:br/>
     </w:r>

--- a/tillsyn/A 29656-2023 tillsynsbegäran.docx
+++ b/tillsyn/A 29656-2023 tillsynsbegäran.docx
@@ -378,7 +378,7 @@
     <w:r>
       <w:tab/>
       <w:tab/>
-      <w:t>2026-08-23</w:t>
+      <w:t>2026-08-24</w:t>
       <w:br/>
       <w:br/>
     </w:r>

--- a/tillsyn/A 29656-2023 tillsynsbegäran.docx
+++ b/tillsyn/A 29656-2023 tillsynsbegäran.docx
@@ -378,7 +378,7 @@
     <w:r>
       <w:tab/>
       <w:tab/>
-      <w:t>2026-08-24</w:t>
+      <w:t>2026-08-25</w:t>
       <w:br/>
       <w:br/>
     </w:r>

--- a/tillsyn/A 29656-2023 tillsynsbegäran.docx
+++ b/tillsyn/A 29656-2023 tillsynsbegäran.docx
@@ -378,7 +378,7 @@
     <w:r>
       <w:tab/>
       <w:tab/>
-      <w:t>2026-08-25</w:t>
+      <w:t>2026-08-26</w:t>
       <w:br/>
       <w:br/>
     </w:r>

--- a/tillsyn/A 29656-2023 tillsynsbegäran.docx
+++ b/tillsyn/A 29656-2023 tillsynsbegäran.docx
@@ -378,7 +378,7 @@
     <w:r>
       <w:tab/>
       <w:tab/>
-      <w:t>2026-08-26</w:t>
+      <w:t>2026-08-27</w:t>
       <w:br/>
       <w:br/>
     </w:r>

--- a/tillsyn/A 29656-2023 tillsynsbegäran.docx
+++ b/tillsyn/A 29656-2023 tillsynsbegäran.docx
@@ -378,7 +378,7 @@
     <w:r>
       <w:tab/>
       <w:tab/>
-      <w:t>2026-08-27</w:t>
+      <w:t>2026-08-28</w:t>
       <w:br/>
       <w:br/>
     </w:r>

--- a/tillsyn/A 29656-2023 tillsynsbegäran.docx
+++ b/tillsyn/A 29656-2023 tillsynsbegäran.docx
@@ -378,7 +378,7 @@
     <w:r>
       <w:tab/>
       <w:tab/>
-      <w:t>2026-08-28</w:t>
+      <w:t>2026-08-29</w:t>
       <w:br/>
       <w:br/>
     </w:r>

--- a/tillsyn/A 29656-2023 tillsynsbegäran.docx
+++ b/tillsyn/A 29656-2023 tillsynsbegäran.docx
@@ -378,7 +378,7 @@
     <w:r>
       <w:tab/>
       <w:tab/>
-      <w:t>2026-08-29</w:t>
+      <w:t>2026-08-31</w:t>
       <w:br/>
       <w:br/>
     </w:r>

--- a/tillsyn/A 29656-2023 tillsynsbegäran.docx
+++ b/tillsyn/A 29656-2023 tillsynsbegäran.docx
@@ -378,7 +378,7 @@
     <w:r>
       <w:tab/>
       <w:tab/>
-      <w:t>2026-08-31</w:t>
+      <w:t>2026-09-01</w:t>
       <w:br/>
       <w:br/>
     </w:r>

--- a/tillsyn/A 29656-2023 tillsynsbegäran.docx
+++ b/tillsyn/A 29656-2023 tillsynsbegäran.docx
@@ -378,7 +378,7 @@
     <w:r>
       <w:tab/>
       <w:tab/>
-      <w:t>2026-09-01</w:t>
+      <w:t>2026-09-02</w:t>
       <w:br/>
       <w:br/>
     </w:r>

--- a/tillsyn/A 29656-2023 tillsynsbegäran.docx
+++ b/tillsyn/A 29656-2023 tillsynsbegäran.docx
@@ -378,7 +378,7 @@
     <w:r>
       <w:tab/>
       <w:tab/>
-      <w:t>2026-09-02</w:t>
+      <w:t>2026-09-03</w:t>
       <w:br/>
       <w:br/>
     </w:r>

--- a/tillsyn/A 29656-2023 tillsynsbegäran.docx
+++ b/tillsyn/A 29656-2023 tillsynsbegäran.docx
@@ -378,7 +378,7 @@
     <w:r>
       <w:tab/>
       <w:tab/>
-      <w:t>2026-09-03</w:t>
+      <w:t>2026-09-04</w:t>
       <w:br/>
       <w:br/>
     </w:r>

--- a/tillsyn/A 29656-2023 tillsynsbegäran.docx
+++ b/tillsyn/A 29656-2023 tillsynsbegäran.docx
@@ -378,7 +378,7 @@
     <w:r>
       <w:tab/>
       <w:tab/>
-      <w:t>2026-09-04</w:t>
+      <w:t>2026-09-05</w:t>
       <w:br/>
       <w:br/>
     </w:r>
